--- a/Projeto final/AnaJulia_Nathyelle.docx
+++ b/Projeto final/AnaJulia_Nathyelle.docx
@@ -1383,8 +1383,16 @@
       <w:pPr>
         <w:spacing w:line="240" w:lineRule="auto"/>
         <w:ind w:left="1440" w:right="0" w:firstLine="0"/>
-      </w:pPr>
-      <w:r>
+        <w:rPr>
+          <w:sz w:val="22"/>
+          <w:szCs w:val="22"/>
+        </w:rPr>
+      </w:pPr>
+      <w:r>
+        <w:rPr>
+          <w:sz w:val="22"/>
+          <w:szCs w:val="22"/>
+        </w:rPr>
         <w:t xml:space="preserve">As fontes mais comuns proveem informações como gênero, direção, elenco, etc. Outras abordagens tentam extrair informações a respeito do conteúdo dos filmes, como estrutura da história, elementos da narrativa, personagens, de modo que se possa caracterizar a história em si. Tal conteúdo pode ser representado através de Tropes. Tropes são elementos que compõem uma história fictícia que pode ser contada através de filmes, livros, quadrinhos entre outros tipos de mídia. (BATISTA,2016). </w:t>
       </w:r>
     </w:p>
@@ -4030,6 +4038,8 @@
         <w:keepLines w:val="0"/>
         <w:widowControl/>
         <w:suppressLineNumbers w:val="0"/>
+        <w:spacing w:line="240" w:lineRule="auto"/>
+        <w:ind w:left="0" w:leftChars="0" w:firstLine="0" w:firstLineChars="0"/>
         <w:jc w:val="left"/>
         <w:rPr>
           <w:rFonts w:ascii="Arial" w:hAnsi="Arial" w:eastAsia="SimSun" w:cs="Arial"/>
@@ -4065,25 +4075,6 @@
     </w:p>
     <w:p>
       <w:pPr>
-        <w:keepNext w:val="0"/>
-        <w:keepLines w:val="0"/>
-        <w:widowControl/>
-        <w:suppressLineNumbers w:val="0"/>
-        <w:jc w:val="left"/>
-        <w:rPr>
-          <w:rFonts w:ascii="Arial" w:hAnsi="Arial" w:eastAsia="SimSun" w:cs="Arial"/>
-          <w:color w:val="222222"/>
-          <w:kern w:val="0"/>
-          <w:sz w:val="22"/>
-          <w:szCs w:val="22"/>
-          <w:lang w:val="en-US" w:eastAsia="zh-CN" w:bidi="ar"/>
-        </w:rPr>
-      </w:pPr>
-      <w:bookmarkStart w:id="32" w:name="_GoBack"/>
-      <w:bookmarkEnd w:id="32"/>
-    </w:p>
-    <w:p>
-      <w:pPr>
         <w:spacing w:before="0" w:after="240" w:line="240" w:lineRule="auto"/>
         <w:ind w:left="0" w:right="0" w:firstLine="0"/>
         <w:jc w:val="left"/>
@@ -4330,6 +4321,7 @@
           <w:shd w:val="clear" w:fill="FFFFFF"/>
         </w:rPr>
       </w:pPr>
+      <w:bookmarkStart w:id="32" w:name="_GoBack"/>
       <w:r>
         <w:rPr>
           <w:rFonts w:ascii="Helvetica" w:hAnsi="Helvetica" w:eastAsia="Helvetica" w:cs="Helvetica"/>
@@ -4390,6 +4382,7 @@
         <w:t> 2026. Disponível em: https://www.oracle.com/br/developer/what-is-python-for-developers/. Acesso em: 07 maio 2026.</w:t>
       </w:r>
     </w:p>
+    <w:bookmarkEnd w:id="32"/>
     <w:sectPr>
       <w:headerReference r:id="rId5" w:type="default"/>
       <w:footerReference r:id="rId6" w:type="default"/>
